--- a/exports/Reeves Sales Pitch Script.docx
+++ b/exports/Reeves Sales Pitch Script.docx
@@ -144,11 +144,6 @@
       </w:pPr>
       <w:r>
         <w:t>"Hi [Name], thanks for making time. I know how full a nonprofit calendar is, so I'll keep this to about 15 minutes.</w:t>
-      </w:r>
-    </w:p>
-    <w:p>
-      <w:r>
-        <w:t>&gt;</w:t>
       </w:r>
     </w:p>
     <w:p>
@@ -409,11 +404,6 @@
       </w:pPr>
       <w:r>
         <w:t>"One thing I want to be upfront about: Reeves is new. You'd be one of our first organizations. I'm not going to pretend we have a wall of testimonials yet.</w:t>
-      </w:r>
-    </w:p>
-    <w:p>
-      <w:r>
-        <w:t>&gt;</w:t>
       </w:r>
     </w:p>
     <w:p>
